--- a/00-首页/题组Word/习题书/学生版-打印版/第二篇-结构化学/7-结构化学基础.docx
+++ b/00-首页/题组Word/习题书/学生版-打印版/第二篇-结构化学/7-结构化学基础.docx
@@ -2,7 +2,7 @@
 <file path=word/document.xml><?xml version="1.0" encoding="utf-8"?>
 <w:document xmlns:w="http://schemas.openxmlformats.org/wordprocessingml/2006/main" xmlns:m="http://schemas.openxmlformats.org/officeDocument/2006/math" xmlns:r="http://schemas.openxmlformats.org/officeDocument/2006/relationships" xmlns:o="urn:schemas-microsoft-com:office:office" xmlns:v="urn:schemas-microsoft-com:vml" xmlns:w10="urn:schemas-microsoft-com:office:word" xmlns:a="http://schemas.openxmlformats.org/drawingml/2006/main" xmlns:pic="http://schemas.openxmlformats.org/drawingml/2006/picture" xmlns:wp="http://schemas.openxmlformats.org/drawingml/2006/wordprocessingDrawing">
   <w:body>
-    <w:bookmarkStart w:id="36" w:name="第-7-章-结构化学基础"/>
+    <w:bookmarkStart w:id="40" w:name="第-7-章-结构化学基础"/>
     <w:p>
       <w:pPr>
         <w:pStyle w:val="Heading1"/>
@@ -51,7 +51,7 @@
         </w:pict>
       </w:r>
     </w:p>
-    <w:bookmarkStart w:id="9" w:name="二元氧化物含氧量第33届初赛"/>
+    <w:bookmarkStart w:id="9" w:name="基础巩固"/>
     <w:p>
       <w:pPr>
         <w:pStyle w:val="Heading2"/>
@@ -60,6 +60,21 @@
       </w:pPr>
       <w:r>
         <w:rPr>
+          <w:rFonts w:hint="eastAsia" w:ascii="Times New Roman" w:hAnsi="Times New Roman" w:eastAsia="SimHei" w:cs="Times New Roman"/>
+        </w:rPr>
+        <w:t xml:space="preserve">基础巩固</w:t>
+      </w:r>
+    </w:p>
+    <w:bookmarkEnd w:id="9"/>
+    <w:bookmarkStart w:id="10" w:name="二元氧化物含氧量第33届初赛"/>
+    <w:p>
+      <w:pPr>
+        <w:pStyle w:val="Heading2"/>
+        <w:spacing w:before="280" w:after="80"/>
+        <w:keepNext/>
+      </w:pPr>
+      <w:r>
+        <w:rPr>
           <w:rFonts w:ascii="Times New Roman" w:hAnsi="Times New Roman" w:eastAsia="Times New Roman" w:cs="Times New Roman"/>
         </w:rPr>
         <w:t xml:space="preserve">7.1 </w:t>
@@ -346,8 +361,8 @@
         </w:pict>
       </w:r>
     </w:p>
-    <w:bookmarkEnd w:id="9"/>
-    <w:bookmarkStart w:id="10" w:name="生物无机化学-习题11.4"/>
+    <w:bookmarkEnd w:id="10"/>
+    <w:bookmarkStart w:id="11" w:name="生物无机化学-习题11.3"/>
     <w:p>
       <w:pPr>
         <w:pStyle w:val="Heading2"/>
@@ -382,7 +397,7 @@
         <w:rPr>
           <w:rFonts w:hint="eastAsia" w:ascii="Times New Roman" w:hAnsi="Times New Roman" w:eastAsia="Times New Roman" w:cs="Times New Roman"/>
         </w:rPr>
-        <w:t>11.4</w:t>
+        <w:t>11.3</w:t>
       </w:r>
     </w:p>
     <w:p>
@@ -393,19 +408,19 @@
         <w:rPr>
           <w:rFonts w:hint="eastAsia" w:ascii="Times New Roman" w:hAnsi="Times New Roman" w:eastAsia="FangSong" w:cs="Times New Roman"/>
         </w:rPr>
-        <w:t>从脱氧血红蛋白到氧合血红蛋白的过程中</w:t>
-      </w:r>
-      <w:r>
-        <w:rPr>
-          <w:rFonts w:hint="eastAsia" w:ascii="Times New Roman" w:hAnsi="Times New Roman" w:eastAsia="Times New Roman" w:cs="Times New Roman"/>
-        </w:rPr>
-        <w:t>，</w:t>
-      </w:r>
-      <w:r>
-        <w:rPr>
-          <w:rFonts w:hint="eastAsia" w:ascii="Times New Roman" w:hAnsi="Times New Roman" w:eastAsia="FangSong" w:cs="Times New Roman"/>
-        </w:rPr>
-        <w:t>血红素基团发生了什么变化</w:t>
+        <w:t>血红蛋白和肌红蛋白的生理功能是什么</w:t>
+      </w:r>
+      <w:r>
+        <w:rPr>
+          <w:rFonts w:hint="eastAsia" w:ascii="Times New Roman" w:hAnsi="Times New Roman" w:eastAsia="Times New Roman" w:cs="Times New Roman"/>
+        </w:rPr>
+        <w:t>？</w:t>
+      </w:r>
+      <w:r>
+        <w:rPr>
+          <w:rFonts w:hint="eastAsia" w:ascii="Times New Roman" w:hAnsi="Times New Roman" w:eastAsia="FangSong" w:cs="Times New Roman"/>
+        </w:rPr>
+        <w:t>在结构上有何异同</w:t>
       </w:r>
       <w:r>
         <w:rPr>
@@ -424,8 +439,8 @@
         </w:pict>
       </w:r>
     </w:p>
-    <w:bookmarkEnd w:id="10"/>
-    <w:bookmarkStart w:id="11" w:name="生物无机化学-习题11.8"/>
+    <w:bookmarkEnd w:id="11"/>
+    <w:bookmarkStart w:id="12" w:name="生物无机化学-习题11.5"/>
     <w:p>
       <w:pPr>
         <w:pStyle w:val="Heading2"/>
@@ -460,7 +475,7 @@
         <w:rPr>
           <w:rFonts w:hint="eastAsia" w:ascii="Times New Roman" w:hAnsi="Times New Roman" w:eastAsia="Times New Roman" w:cs="Times New Roman"/>
         </w:rPr>
-        <w:t>11.8</w:t>
+        <w:t>11.5</w:t>
       </w:r>
     </w:p>
     <w:p>
@@ -471,109 +486,13 @@
         <w:rPr>
           <w:rFonts w:hint="eastAsia" w:ascii="Times New Roman" w:hAnsi="Times New Roman" w:eastAsia="FangSong" w:cs="Times New Roman"/>
         </w:rPr>
-        <w:t>指出下列各生物配合物中的金属离子及价态</w:t>
-      </w:r>
-      <w:r>
-        <w:rPr>
-          <w:rFonts w:hint="eastAsia" w:ascii="Times New Roman" w:hAnsi="Times New Roman" w:eastAsia="Times New Roman" w:cs="Times New Roman"/>
-        </w:rPr>
-        <w:t>、</w:t>
-      </w:r>
-      <w:r>
-        <w:rPr>
-          <w:rFonts w:hint="eastAsia" w:ascii="Times New Roman" w:hAnsi="Times New Roman" w:eastAsia="FangSong" w:cs="Times New Roman"/>
-        </w:rPr>
-        <w:t>生物配体类别</w:t>
-      </w:r>
-      <w:r>
-        <w:rPr>
-          <w:rFonts w:hint="eastAsia" w:ascii="Times New Roman" w:hAnsi="Times New Roman" w:eastAsia="Times New Roman" w:cs="Times New Roman"/>
-        </w:rPr>
-        <w:t>、</w:t>
-      </w:r>
-      <w:r>
-        <w:rPr>
-          <w:rFonts w:hint="eastAsia" w:ascii="Times New Roman" w:hAnsi="Times New Roman" w:eastAsia="FangSong" w:cs="Times New Roman"/>
-        </w:rPr>
-        <w:t>生理功能</w:t>
-      </w:r>
-      <w:r>
-        <w:rPr>
-          <w:rFonts w:hint="eastAsia" w:ascii="Times New Roman" w:hAnsi="Times New Roman" w:eastAsia="Times New Roman" w:cs="Times New Roman"/>
-        </w:rPr>
-        <w:t>：</w:t>
-      </w:r>
-      <w:r>
-        <w:rPr>
-          <w:rFonts w:ascii="Times New Roman" w:hAnsi="Times New Roman" w:eastAsia="Times New Roman" w:cs="Times New Roman"/>
-        </w:rPr>
-        <w:t xml:space="preserve"> </w:t>
-      </w:r>
-      <w:r>
-        <w:rPr>
-          <w:rFonts w:ascii="Times New Roman" w:hAnsi="Times New Roman" w:eastAsia="Times New Roman" w:cs="Times New Roman"/>
-        </w:rPr>
-        <w:t xml:space="preserve">(1) </w:t>
-      </w:r>
-      <w:r>
-        <w:rPr>
-          <w:rFonts w:hint="eastAsia" w:ascii="Times New Roman" w:hAnsi="Times New Roman" w:eastAsia="FangSong" w:cs="Times New Roman"/>
-        </w:rPr>
-        <w:t xml:space="preserve">碳酸酐酶</w:t>
-      </w:r>
-      <w:r>
-        <w:rPr>
-          <w:rFonts w:ascii="Times New Roman" w:hAnsi="Times New Roman" w:eastAsia="Times New Roman" w:cs="Times New Roman"/>
-        </w:rPr>
-        <w:t xml:space="preserve"> </w:t>
-      </w:r>
-      <w:r>
-        <w:rPr>
-          <w:rFonts w:ascii="Times New Roman" w:hAnsi="Times New Roman" w:eastAsia="Times New Roman" w:cs="Times New Roman"/>
-        </w:rPr>
-        <w:t xml:space="preserve">(2) </w:t>
-      </w:r>
-      <w:r>
-        <w:rPr>
-          <w:rFonts w:hint="eastAsia" w:ascii="Times New Roman" w:hAnsi="Times New Roman" w:eastAsia="FangSong" w:cs="Times New Roman"/>
-        </w:rPr>
-        <w:t xml:space="preserve">血浆铜蓝蛋白</w:t>
-      </w:r>
-      <w:r>
-        <w:rPr>
-          <w:rFonts w:ascii="Times New Roman" w:hAnsi="Times New Roman" w:eastAsia="Times New Roman" w:cs="Times New Roman"/>
-        </w:rPr>
-        <w:t xml:space="preserve"> </w:t>
-      </w:r>
-      <w:r>
-        <w:rPr>
-          <w:rFonts w:ascii="Times New Roman" w:hAnsi="Times New Roman" w:eastAsia="Times New Roman" w:cs="Times New Roman"/>
-        </w:rPr>
-        <w:t xml:space="preserve">(3) </w:t>
-      </w:r>
-      <w:r>
-        <w:rPr>
-          <w:rFonts w:hint="eastAsia" w:ascii="Times New Roman" w:hAnsi="Times New Roman" w:eastAsia="FangSong" w:cs="Times New Roman"/>
-        </w:rPr>
-        <w:t xml:space="preserve">顺铂与靶分子结合后</w:t>
-      </w:r>
-      <w:r>
-        <w:rPr>
-          <w:rFonts w:ascii="Times New Roman" w:hAnsi="Times New Roman" w:eastAsia="Times New Roman" w:cs="Times New Roman"/>
-        </w:rPr>
-        <w:t xml:space="preserve"> </w:t>
-      </w:r>
-      <w:r>
-        <w:rPr>
-          <w:rFonts w:ascii="Times New Roman" w:hAnsi="Times New Roman" w:eastAsia="Times New Roman" w:cs="Times New Roman"/>
-        </w:rPr>
-        <w:t xml:space="preserve">(4) </w:t>
-      </w:r>
-      <w:r>
-        <w:rPr>
-          <w:rFonts w:hint="eastAsia" w:ascii="Times New Roman" w:hAnsi="Times New Roman" w:eastAsia="FangSong" w:cs="Times New Roman"/>
-        </w:rPr>
-        <w:t xml:space="preserve">胰岛素</w:t>
+        <w:t>锌离子在羧肽酶中起什么作用</w:t>
+      </w:r>
+      <w:r>
+        <w:rPr>
+          <w:rFonts w:hint="eastAsia" w:ascii="Times New Roman" w:hAnsi="Times New Roman" w:eastAsia="Times New Roman" w:cs="Times New Roman"/>
+        </w:rPr>
+        <w:t>？</w:t>
       </w:r>
     </w:p>
     <w:p>
@@ -586,8 +505,8 @@
         </w:pict>
       </w:r>
     </w:p>
-    <w:bookmarkEnd w:id="11"/>
-    <w:bookmarkStart w:id="12" w:name="习题c.1"/>
+    <w:bookmarkEnd w:id="12"/>
+    <w:bookmarkStart w:id="13" w:name="竞赛提升"/>
     <w:p>
       <w:pPr>
         <w:pStyle w:val="Heading2"/>
@@ -596,6 +515,21 @@
       </w:pPr>
       <w:r>
         <w:rPr>
+          <w:rFonts w:hint="eastAsia" w:ascii="Times New Roman" w:hAnsi="Times New Roman" w:eastAsia="SimHei" w:cs="Times New Roman"/>
+        </w:rPr>
+        <w:t xml:space="preserve">竞赛提升</w:t>
+      </w:r>
+    </w:p>
+    <w:bookmarkEnd w:id="13"/>
+    <w:bookmarkStart w:id="14" w:name="生物无机化学-习题11.4"/>
+    <w:p>
+      <w:pPr>
+        <w:pStyle w:val="Heading2"/>
+        <w:spacing w:before="280" w:after="80"/>
+        <w:keepNext/>
+      </w:pPr>
+      <w:r>
+        <w:rPr>
           <w:rFonts w:ascii="Times New Roman" w:hAnsi="Times New Roman" w:eastAsia="Times New Roman" w:cs="Times New Roman"/>
         </w:rPr>
         <w:t xml:space="preserve">7.4 </w:t>
@@ -604,53 +538,54 @@
         <w:rPr>
           <w:rFonts w:hint="eastAsia" w:ascii="Times New Roman" w:hAnsi="Times New Roman" w:eastAsia="SimHei" w:cs="Times New Roman"/>
         </w:rPr>
+        <w:t>生物无机化学</w:t>
+      </w:r>
+      <w:r>
+        <w:rPr>
+          <w:rFonts w:hint="eastAsia" w:ascii="Times New Roman" w:hAnsi="Times New Roman" w:eastAsia="Times New Roman" w:cs="Times New Roman"/>
+        </w:rPr>
+        <w:t>-</w:t>
+      </w:r>
+      <w:r>
+        <w:rPr>
+          <w:rFonts w:hint="eastAsia" w:ascii="Times New Roman" w:hAnsi="Times New Roman" w:eastAsia="SimHei" w:cs="Times New Roman"/>
+        </w:rPr>
         <w:t>习题</w:t>
       </w:r>
       <w:r>
         <w:rPr>
           <w:rFonts w:hint="eastAsia" w:ascii="Times New Roman" w:hAnsi="Times New Roman" w:eastAsia="Times New Roman" w:cs="Times New Roman"/>
         </w:rPr>
-        <w:t>C.1</w:t>
+        <w:t>11.4</w:t>
       </w:r>
     </w:p>
     <w:p>
       <w:pPr>
         <w:pStyle w:val="FirstParagraph"/>
       </w:pPr>
-      <m:oMath>
-        <m:r>
-          <m:t>β</m:t>
-        </m:r>
-      </m:oMath>
-      <w:r>
-        <w:rPr>
-          <w:rFonts w:hint="eastAsia" w:ascii="Times New Roman" w:hAnsi="Times New Roman" w:eastAsia="Times New Roman" w:cs="Times New Roman"/>
-        </w:rPr>
-        <w:t>-</w:t>
-      </w:r>
-      <w:r>
-        <w:rPr>
-          <w:rFonts w:hint="eastAsia" w:ascii="Times New Roman" w:hAnsi="Times New Roman" w:eastAsia="FangSong" w:cs="Times New Roman"/>
-        </w:rPr>
-        <w:t>胡萝卜素</w:t>
-      </w:r>
-      <w:r>
-        <w:rPr>
-          <w:rFonts w:hint="eastAsia" w:ascii="Times New Roman" w:hAnsi="Times New Roman" w:eastAsia="Times New Roman" w:cs="Times New Roman"/>
-        </w:rPr>
-        <w:t>(β-carotene)</w:t>
-      </w:r>
-      <w:r>
-        <w:rPr>
-          <w:rFonts w:hint="eastAsia" w:ascii="Times New Roman" w:hAnsi="Times New Roman" w:eastAsia="FangSong" w:cs="Times New Roman"/>
-        </w:rPr>
-        <w:t>的结构式如下</w:t>
-      </w:r>
-      <w:r>
-        <w:rPr>
-          <w:rFonts w:hint="eastAsia" w:ascii="Times New Roman" w:hAnsi="Times New Roman" w:eastAsia="Times New Roman" w:cs="Times New Roman"/>
-        </w:rPr>
-        <w:t>：</w:t>
+      <w:r>
+        <w:rPr>
+          <w:rFonts w:hint="eastAsia" w:ascii="Times New Roman" w:hAnsi="Times New Roman" w:eastAsia="FangSong" w:cs="Times New Roman"/>
+        </w:rPr>
+        <w:t>从脱氧血红蛋白到氧合血红蛋白的过程中</w:t>
+      </w:r>
+      <w:r>
+        <w:rPr>
+          <w:rFonts w:hint="eastAsia" w:ascii="Times New Roman" w:hAnsi="Times New Roman" w:eastAsia="Times New Roman" w:cs="Times New Roman"/>
+        </w:rPr>
+        <w:t>，</w:t>
+      </w:r>
+      <w:r>
+        <w:rPr>
+          <w:rFonts w:hint="eastAsia" w:ascii="Times New Roman" w:hAnsi="Times New Roman" w:eastAsia="FangSong" w:cs="Times New Roman"/>
+        </w:rPr>
+        <w:t>血红素基团发生了什么变化</w:t>
+      </w:r>
+      <w:r>
+        <w:rPr>
+          <w:rFonts w:hint="eastAsia" w:ascii="Times New Roman" w:hAnsi="Times New Roman" w:eastAsia="Times New Roman" w:cs="Times New Roman"/>
+        </w:rPr>
+        <w:t>？</w:t>
       </w:r>
     </w:p>
     <w:p>
@@ -663,8 +598,8 @@
         </w:pict>
       </w:r>
     </w:p>
-    <w:bookmarkEnd w:id="12"/>
-    <w:bookmarkStart w:id="13" w:name="习题c.2"/>
+    <w:bookmarkEnd w:id="14"/>
+    <w:bookmarkStart w:id="15" w:name="生物无机化学-习题11.8"/>
     <w:p>
       <w:pPr>
         <w:pStyle w:val="Heading2"/>
@@ -676,6 +611,245 @@
           <w:rFonts w:ascii="Times New Roman" w:hAnsi="Times New Roman" w:eastAsia="Times New Roman" w:cs="Times New Roman"/>
         </w:rPr>
         <w:t xml:space="preserve">7.5 </w:t>
+      </w:r>
+      <w:r>
+        <w:rPr>
+          <w:rFonts w:hint="eastAsia" w:ascii="Times New Roman" w:hAnsi="Times New Roman" w:eastAsia="SimHei" w:cs="Times New Roman"/>
+        </w:rPr>
+        <w:t>生物无机化学</w:t>
+      </w:r>
+      <w:r>
+        <w:rPr>
+          <w:rFonts w:hint="eastAsia" w:ascii="Times New Roman" w:hAnsi="Times New Roman" w:eastAsia="Times New Roman" w:cs="Times New Roman"/>
+        </w:rPr>
+        <w:t>-</w:t>
+      </w:r>
+      <w:r>
+        <w:rPr>
+          <w:rFonts w:hint="eastAsia" w:ascii="Times New Roman" w:hAnsi="Times New Roman" w:eastAsia="SimHei" w:cs="Times New Roman"/>
+        </w:rPr>
+        <w:t>习题</w:t>
+      </w:r>
+      <w:r>
+        <w:rPr>
+          <w:rFonts w:hint="eastAsia" w:ascii="Times New Roman" w:hAnsi="Times New Roman" w:eastAsia="Times New Roman" w:cs="Times New Roman"/>
+        </w:rPr>
+        <w:t>11.8</w:t>
+      </w:r>
+    </w:p>
+    <w:p>
+      <w:pPr>
+        <w:pStyle w:val="FirstParagraph"/>
+      </w:pPr>
+      <w:r>
+        <w:rPr>
+          <w:rFonts w:hint="eastAsia" w:ascii="Times New Roman" w:hAnsi="Times New Roman" w:eastAsia="FangSong" w:cs="Times New Roman"/>
+        </w:rPr>
+        <w:t>指出下列各生物配合物中的金属离子及价态</w:t>
+      </w:r>
+      <w:r>
+        <w:rPr>
+          <w:rFonts w:hint="eastAsia" w:ascii="Times New Roman" w:hAnsi="Times New Roman" w:eastAsia="Times New Roman" w:cs="Times New Roman"/>
+        </w:rPr>
+        <w:t>、</w:t>
+      </w:r>
+      <w:r>
+        <w:rPr>
+          <w:rFonts w:hint="eastAsia" w:ascii="Times New Roman" w:hAnsi="Times New Roman" w:eastAsia="FangSong" w:cs="Times New Roman"/>
+        </w:rPr>
+        <w:t>生物配体类别</w:t>
+      </w:r>
+      <w:r>
+        <w:rPr>
+          <w:rFonts w:hint="eastAsia" w:ascii="Times New Roman" w:hAnsi="Times New Roman" w:eastAsia="Times New Roman" w:cs="Times New Roman"/>
+        </w:rPr>
+        <w:t>、</w:t>
+      </w:r>
+      <w:r>
+        <w:rPr>
+          <w:rFonts w:hint="eastAsia" w:ascii="Times New Roman" w:hAnsi="Times New Roman" w:eastAsia="FangSong" w:cs="Times New Roman"/>
+        </w:rPr>
+        <w:t>生理功能</w:t>
+      </w:r>
+      <w:r>
+        <w:rPr>
+          <w:rFonts w:hint="eastAsia" w:ascii="Times New Roman" w:hAnsi="Times New Roman" w:eastAsia="Times New Roman" w:cs="Times New Roman"/>
+        </w:rPr>
+        <w:t>：</w:t>
+      </w:r>
+      <w:r>
+        <w:rPr>
+          <w:rFonts w:ascii="Times New Roman" w:hAnsi="Times New Roman" w:eastAsia="Times New Roman" w:cs="Times New Roman"/>
+        </w:rPr>
+        <w:t xml:space="preserve"> </w:t>
+      </w:r>
+      <w:r>
+        <w:rPr>
+          <w:rFonts w:ascii="Times New Roman" w:hAnsi="Times New Roman" w:eastAsia="Times New Roman" w:cs="Times New Roman"/>
+        </w:rPr>
+        <w:t xml:space="preserve">(1) </w:t>
+      </w:r>
+      <w:r>
+        <w:rPr>
+          <w:rFonts w:hint="eastAsia" w:ascii="Times New Roman" w:hAnsi="Times New Roman" w:eastAsia="FangSong" w:cs="Times New Roman"/>
+        </w:rPr>
+        <w:t xml:space="preserve">碳酸酐酶</w:t>
+      </w:r>
+      <w:r>
+        <w:rPr>
+          <w:rFonts w:ascii="Times New Roman" w:hAnsi="Times New Roman" w:eastAsia="Times New Roman" w:cs="Times New Roman"/>
+        </w:rPr>
+        <w:t xml:space="preserve"> </w:t>
+      </w:r>
+      <w:r>
+        <w:rPr>
+          <w:rFonts w:ascii="Times New Roman" w:hAnsi="Times New Roman" w:eastAsia="Times New Roman" w:cs="Times New Roman"/>
+        </w:rPr>
+        <w:t xml:space="preserve">(2) </w:t>
+      </w:r>
+      <w:r>
+        <w:rPr>
+          <w:rFonts w:hint="eastAsia" w:ascii="Times New Roman" w:hAnsi="Times New Roman" w:eastAsia="FangSong" w:cs="Times New Roman"/>
+        </w:rPr>
+        <w:t xml:space="preserve">血浆铜蓝蛋白</w:t>
+      </w:r>
+      <w:r>
+        <w:rPr>
+          <w:rFonts w:ascii="Times New Roman" w:hAnsi="Times New Roman" w:eastAsia="Times New Roman" w:cs="Times New Roman"/>
+        </w:rPr>
+        <w:t xml:space="preserve"> </w:t>
+      </w:r>
+      <w:r>
+        <w:rPr>
+          <w:rFonts w:ascii="Times New Roman" w:hAnsi="Times New Roman" w:eastAsia="Times New Roman" w:cs="Times New Roman"/>
+        </w:rPr>
+        <w:t xml:space="preserve">(3) </w:t>
+      </w:r>
+      <w:r>
+        <w:rPr>
+          <w:rFonts w:hint="eastAsia" w:ascii="Times New Roman" w:hAnsi="Times New Roman" w:eastAsia="FangSong" w:cs="Times New Roman"/>
+        </w:rPr>
+        <w:t xml:space="preserve">顺铂与靶分子结合后</w:t>
+      </w:r>
+      <w:r>
+        <w:rPr>
+          <w:rFonts w:ascii="Times New Roman" w:hAnsi="Times New Roman" w:eastAsia="Times New Roman" w:cs="Times New Roman"/>
+        </w:rPr>
+        <w:t xml:space="preserve"> </w:t>
+      </w:r>
+      <w:r>
+        <w:rPr>
+          <w:rFonts w:ascii="Times New Roman" w:hAnsi="Times New Roman" w:eastAsia="Times New Roman" w:cs="Times New Roman"/>
+        </w:rPr>
+        <w:t xml:space="preserve">(4) </w:t>
+      </w:r>
+      <w:r>
+        <w:rPr>
+          <w:rFonts w:hint="eastAsia" w:ascii="Times New Roman" w:hAnsi="Times New Roman" w:eastAsia="FangSong" w:cs="Times New Roman"/>
+        </w:rPr>
+        <w:t xml:space="preserve">胰岛素</w:t>
+      </w:r>
+    </w:p>
+    <w:p>
+      <w:pPr>
+        <w:spacing w:before="160" w:after="80"/>
+      </w:pPr>
+      <w:r>
+        <w:pict>
+          <v:rect style="width:0;height:1.5pt" o:hralign="center" o:hrstd="t" o:hr="t"/>
+        </w:pict>
+      </w:r>
+    </w:p>
+    <w:bookmarkEnd w:id="15"/>
+    <w:bookmarkStart w:id="16" w:name="习题c.1"/>
+    <w:p>
+      <w:pPr>
+        <w:pStyle w:val="Heading2"/>
+        <w:spacing w:before="280" w:after="80"/>
+        <w:keepNext/>
+      </w:pPr>
+      <w:r>
+        <w:rPr>
+          <w:rFonts w:ascii="Times New Roman" w:hAnsi="Times New Roman" w:eastAsia="Times New Roman" w:cs="Times New Roman"/>
+        </w:rPr>
+        <w:t xml:space="preserve">7.6 </w:t>
+      </w:r>
+      <w:r>
+        <w:rPr>
+          <w:rFonts w:hint="eastAsia" w:ascii="Times New Roman" w:hAnsi="Times New Roman" w:eastAsia="SimHei" w:cs="Times New Roman"/>
+        </w:rPr>
+        <w:t>习题</w:t>
+      </w:r>
+      <w:r>
+        <w:rPr>
+          <w:rFonts w:hint="eastAsia" w:ascii="Times New Roman" w:hAnsi="Times New Roman" w:eastAsia="Times New Roman" w:cs="Times New Roman"/>
+        </w:rPr>
+        <w:t>C.1</w:t>
+      </w:r>
+    </w:p>
+    <w:p>
+      <w:pPr>
+        <w:pStyle w:val="FirstParagraph"/>
+      </w:pPr>
+      <m:oMath>
+        <m:r>
+          <m:t>β</m:t>
+        </m:r>
+      </m:oMath>
+      <w:r>
+        <w:rPr>
+          <w:rFonts w:hint="eastAsia" w:ascii="Times New Roman" w:hAnsi="Times New Roman" w:eastAsia="Times New Roman" w:cs="Times New Roman"/>
+        </w:rPr>
+        <w:t>-</w:t>
+      </w:r>
+      <w:r>
+        <w:rPr>
+          <w:rFonts w:hint="eastAsia" w:ascii="Times New Roman" w:hAnsi="Times New Roman" w:eastAsia="FangSong" w:cs="Times New Roman"/>
+        </w:rPr>
+        <w:t>胡萝卜素</w:t>
+      </w:r>
+      <w:r>
+        <w:rPr>
+          <w:rFonts w:hint="eastAsia" w:ascii="Times New Roman" w:hAnsi="Times New Roman" w:eastAsia="Times New Roman" w:cs="Times New Roman"/>
+        </w:rPr>
+        <w:t>(β-carotene)</w:t>
+      </w:r>
+      <w:r>
+        <w:rPr>
+          <w:rFonts w:hint="eastAsia" w:ascii="Times New Roman" w:hAnsi="Times New Roman" w:eastAsia="FangSong" w:cs="Times New Roman"/>
+        </w:rPr>
+        <w:t>的结构式如下</w:t>
+      </w:r>
+      <w:r>
+        <w:rPr>
+          <w:rFonts w:hint="eastAsia" w:ascii="Times New Roman" w:hAnsi="Times New Roman" w:eastAsia="Times New Roman" w:cs="Times New Roman"/>
+        </w:rPr>
+        <w:t>：</w:t>
+      </w:r>
+    </w:p>
+    <w:p>
+      <w:pPr>
+        <w:spacing w:before="160" w:after="80"/>
+      </w:pPr>
+      <w:r>
+        <w:pict>
+          <v:rect style="width:0;height:1.5pt" o:hralign="center" o:hrstd="t" o:hr="t"/>
+        </w:pict>
+      </w:r>
+    </w:p>
+    <w:bookmarkEnd w:id="16"/>
+    <w:bookmarkStart w:id="17" w:name="习题c.2"/>
+    <w:p>
+      <w:pPr>
+        <w:pStyle w:val="Heading2"/>
+        <w:spacing w:before="280" w:after="80"/>
+        <w:keepNext/>
+      </w:pPr>
+      <w:r>
+        <w:rPr>
+          <w:rFonts w:ascii="Times New Roman" w:hAnsi="Times New Roman" w:eastAsia="Times New Roman" w:cs="Times New Roman"/>
+        </w:rPr>
+        <w:t xml:space="preserve">7.7 </w:t>
       </w:r>
       <w:r>
         <w:rPr>
@@ -1655,8 +1829,8 @@
         </w:pict>
       </w:r>
     </w:p>
-    <w:bookmarkEnd w:id="13"/>
-    <w:bookmarkStart w:id="14" w:name="习题c.4"/>
+    <w:bookmarkEnd w:id="17"/>
+    <w:bookmarkStart w:id="18" w:name="习题c.4"/>
     <w:p>
       <w:pPr>
         <w:pStyle w:val="Heading2"/>
@@ -1667,7 +1841,7 @@
         <w:rPr>
           <w:rFonts w:ascii="Times New Roman" w:hAnsi="Times New Roman" w:eastAsia="Times New Roman" w:cs="Times New Roman"/>
         </w:rPr>
-        <w:t xml:space="preserve">7.6 </w:t>
+        <w:t xml:space="preserve">7.8 </w:t>
       </w:r>
       <w:r>
         <w:rPr>
@@ -2163,8 +2337,8 @@
         </w:pict>
       </w:r>
     </w:p>
-    <w:bookmarkEnd w:id="14"/>
-    <w:bookmarkStart w:id="15" w:name="习题c.5"/>
+    <w:bookmarkEnd w:id="18"/>
+    <w:bookmarkStart w:id="19" w:name="习题c.5"/>
     <w:p>
       <w:pPr>
         <w:pStyle w:val="Heading2"/>
@@ -2175,7 +2349,7 @@
         <w:rPr>
           <w:rFonts w:ascii="Times New Roman" w:hAnsi="Times New Roman" w:eastAsia="Times New Roman" w:cs="Times New Roman"/>
         </w:rPr>
-        <w:t xml:space="preserve">7.7 </w:t>
+        <w:t xml:space="preserve">7.9 </w:t>
       </w:r>
       <w:r>
         <w:rPr>
@@ -2584,8 +2758,8 @@
         </w:pict>
       </w:r>
     </w:p>
-    <w:bookmarkEnd w:id="15"/>
-    <w:bookmarkStart w:id="16" w:name="习题c.6"/>
+    <w:bookmarkEnd w:id="19"/>
+    <w:bookmarkStart w:id="20" w:name="习题c.6"/>
     <w:p>
       <w:pPr>
         <w:pStyle w:val="Heading2"/>
@@ -2596,7 +2770,7 @@
         <w:rPr>
           <w:rFonts w:ascii="Times New Roman" w:hAnsi="Times New Roman" w:eastAsia="Times New Roman" w:cs="Times New Roman"/>
         </w:rPr>
-        <w:t xml:space="preserve">7.8 </w:t>
+        <w:t xml:space="preserve">7.10 </w:t>
       </w:r>
       <w:r>
         <w:rPr>
@@ -2829,8 +3003,8 @@
         </w:pict>
       </w:r>
     </w:p>
-    <w:bookmarkEnd w:id="16"/>
-    <w:bookmarkStart w:id="20" w:name="习题c.7"/>
+    <w:bookmarkEnd w:id="20"/>
+    <w:bookmarkStart w:id="24" w:name="习题c.7"/>
     <w:p>
       <w:pPr>
         <w:pStyle w:val="Heading2"/>
@@ -2841,7 +3015,7 @@
         <w:rPr>
           <w:rFonts w:ascii="Times New Roman" w:hAnsi="Times New Roman" w:eastAsia="Times New Roman" w:cs="Times New Roman"/>
         </w:rPr>
-        <w:t xml:space="preserve">7.9 </w:t>
+        <w:t xml:space="preserve">7.11 </w:t>
       </w:r>
       <w:r>
         <w:rPr>
@@ -4101,18 +4275,18 @@
           <wp:inline>
             <wp:extent cx="3600000" cy="2305990"/>
             <wp:effectExtent b="0" l="0" r="0" t="0"/>
-            <wp:docPr descr="" title="" id="18" name="Picture"/>
+            <wp:docPr descr="" title="" id="22" name="Picture"/>
             <a:graphic>
               <a:graphicData uri="http://schemas.openxmlformats.org/drawingml/2006/picture">
                 <pic:pic>
                   <pic:nvPicPr>
-                    <pic:cNvPr descr="6fcaf06e364d399f461840182befe7498fc6e61344f618540022b196d575fb33.jpg" id="19" name="Picture"/>
+                    <pic:cNvPr descr="6fcaf06e364d399f461840182befe7498fc6e61344f618540022b196d575fb33.jpg" id="23" name="Picture"/>
                     <pic:cNvPicPr>
                       <a:picLocks noChangeArrowheads="1" noChangeAspect="1"/>
                     </pic:cNvPicPr>
                   </pic:nvPicPr>
                   <pic:blipFill>
-                    <a:blip r:embed="rId17"/>
+                    <a:blip r:embed="rId21"/>
                     <a:stretch>
                       <a:fillRect/>
                     </a:stretch>
@@ -4185,8 +4359,8 @@
         </w:pict>
       </w:r>
     </w:p>
-    <w:bookmarkEnd w:id="20"/>
-    <w:bookmarkStart w:id="21" w:name="习题c.8"/>
+    <w:bookmarkEnd w:id="24"/>
+    <w:bookmarkStart w:id="25" w:name="习题c.8"/>
     <w:p>
       <w:pPr>
         <w:pStyle w:val="Heading2"/>
@@ -4197,7 +4371,7 @@
         <w:rPr>
           <w:rFonts w:ascii="Times New Roman" w:hAnsi="Times New Roman" w:eastAsia="Times New Roman" w:cs="Times New Roman"/>
         </w:rPr>
-        <w:t xml:space="preserve">7.10 </w:t>
+        <w:t xml:space="preserve">7.12 </w:t>
       </w:r>
       <w:r>
         <w:rPr>
@@ -4336,8 +4510,8 @@
         </w:pict>
       </w:r>
     </w:p>
-    <w:bookmarkEnd w:id="21"/>
-    <w:bookmarkStart w:id="22" w:name="习题c.9"/>
+    <w:bookmarkEnd w:id="25"/>
+    <w:bookmarkStart w:id="26" w:name="习题c.9"/>
     <w:p>
       <w:pPr>
         <w:pStyle w:val="Heading2"/>
@@ -4348,7 +4522,7 @@
         <w:rPr>
           <w:rFonts w:ascii="Times New Roman" w:hAnsi="Times New Roman" w:eastAsia="Times New Roman" w:cs="Times New Roman"/>
         </w:rPr>
-        <w:t xml:space="preserve">7.11 </w:t>
+        <w:t xml:space="preserve">7.13 </w:t>
       </w:r>
       <w:r>
         <w:rPr>
@@ -4546,8 +4720,8 @@
         </w:pict>
       </w:r>
     </w:p>
-    <w:bookmarkEnd w:id="22"/>
-    <w:bookmarkStart w:id="23" w:name="习题c.10"/>
+    <w:bookmarkEnd w:id="26"/>
+    <w:bookmarkStart w:id="27" w:name="习题c.10"/>
     <w:p>
       <w:pPr>
         <w:pStyle w:val="Heading2"/>
@@ -4558,7 +4732,7 @@
         <w:rPr>
           <w:rFonts w:ascii="Times New Roman" w:hAnsi="Times New Roman" w:eastAsia="Times New Roman" w:cs="Times New Roman"/>
         </w:rPr>
-        <w:t xml:space="preserve">7.12 </w:t>
+        <w:t xml:space="preserve">7.14 </w:t>
       </w:r>
       <w:r>
         <w:rPr>
@@ -5173,8 +5347,8 @@
         </w:pict>
       </w:r>
     </w:p>
-    <w:bookmarkEnd w:id="23"/>
-    <w:bookmarkStart w:id="24" w:name="习题c.11"/>
+    <w:bookmarkEnd w:id="27"/>
+    <w:bookmarkStart w:id="28" w:name="习题c.11"/>
     <w:p>
       <w:pPr>
         <w:pStyle w:val="Heading2"/>
@@ -5185,7 +5359,7 @@
         <w:rPr>
           <w:rFonts w:ascii="Times New Roman" w:hAnsi="Times New Roman" w:eastAsia="Times New Roman" w:cs="Times New Roman"/>
         </w:rPr>
-        <w:t xml:space="preserve">7.13 </w:t>
+        <w:t xml:space="preserve">7.15 </w:t>
       </w:r>
       <w:r>
         <w:rPr>
@@ -5546,8 +5720,8 @@
         </w:pict>
       </w:r>
     </w:p>
-    <w:bookmarkEnd w:id="24"/>
-    <w:bookmarkStart w:id="25" w:name="习题c.12"/>
+    <w:bookmarkEnd w:id="28"/>
+    <w:bookmarkStart w:id="29" w:name="习题c.12"/>
     <w:p>
       <w:pPr>
         <w:pStyle w:val="Heading2"/>
@@ -5558,7 +5732,7 @@
         <w:rPr>
           <w:rFonts w:ascii="Times New Roman" w:hAnsi="Times New Roman" w:eastAsia="Times New Roman" w:cs="Times New Roman"/>
         </w:rPr>
-        <w:t xml:space="preserve">7.14 </w:t>
+        <w:t xml:space="preserve">7.16 </w:t>
       </w:r>
       <w:r>
         <w:rPr>
@@ -6309,8 +6483,8 @@
         </w:pict>
       </w:r>
     </w:p>
-    <w:bookmarkEnd w:id="25"/>
-    <w:bookmarkStart w:id="26" w:name="习题c.13"/>
+    <w:bookmarkEnd w:id="29"/>
+    <w:bookmarkStart w:id="30" w:name="习题c.13"/>
     <w:p>
       <w:pPr>
         <w:pStyle w:val="Heading2"/>
@@ -6321,7 +6495,7 @@
         <w:rPr>
           <w:rFonts w:ascii="Times New Roman" w:hAnsi="Times New Roman" w:eastAsia="Times New Roman" w:cs="Times New Roman"/>
         </w:rPr>
-        <w:t xml:space="preserve">7.15 </w:t>
+        <w:t xml:space="preserve">7.17 </w:t>
       </w:r>
       <w:r>
         <w:rPr>
@@ -7026,8 +7200,8 @@
         </w:pict>
       </w:r>
     </w:p>
-    <w:bookmarkEnd w:id="26"/>
-    <w:bookmarkStart w:id="27" w:name="习题c.14"/>
+    <w:bookmarkEnd w:id="30"/>
+    <w:bookmarkStart w:id="31" w:name="习题c.14"/>
     <w:p>
       <w:pPr>
         <w:pStyle w:val="Heading2"/>
@@ -7038,7 +7212,7 @@
         <w:rPr>
           <w:rFonts w:ascii="Times New Roman" w:hAnsi="Times New Roman" w:eastAsia="Times New Roman" w:cs="Times New Roman"/>
         </w:rPr>
-        <w:t xml:space="preserve">7.16 </w:t>
+        <w:t xml:space="preserve">7.18 </w:t>
       </w:r>
       <w:r>
         <w:rPr>
@@ -8250,8 +8424,8 @@
         </w:pict>
       </w:r>
     </w:p>
-    <w:bookmarkEnd w:id="27"/>
-    <w:bookmarkStart w:id="28" w:name="习题c.15"/>
+    <w:bookmarkEnd w:id="31"/>
+    <w:bookmarkStart w:id="32" w:name="习题c.15"/>
     <w:p>
       <w:pPr>
         <w:pStyle w:val="Heading2"/>
@@ -8262,7 +8436,7 @@
         <w:rPr>
           <w:rFonts w:ascii="Times New Roman" w:hAnsi="Times New Roman" w:eastAsia="Times New Roman" w:cs="Times New Roman"/>
         </w:rPr>
-        <w:t xml:space="preserve">7.17 </w:t>
+        <w:t xml:space="preserve">7.19 </w:t>
       </w:r>
       <w:r>
         <w:rPr>
@@ -8437,8 +8611,8 @@
         </w:pict>
       </w:r>
     </w:p>
-    <w:bookmarkEnd w:id="28"/>
-    <w:bookmarkStart w:id="29" w:name="习题c.16"/>
+    <w:bookmarkEnd w:id="32"/>
+    <w:bookmarkStart w:id="33" w:name="习题c.16"/>
     <w:p>
       <w:pPr>
         <w:pStyle w:val="Heading2"/>
@@ -8449,7 +8623,7 @@
         <w:rPr>
           <w:rFonts w:ascii="Times New Roman" w:hAnsi="Times New Roman" w:eastAsia="Times New Roman" w:cs="Times New Roman"/>
         </w:rPr>
-        <w:t xml:space="preserve">7.18 </w:t>
+        <w:t xml:space="preserve">7.20 </w:t>
       </w:r>
       <w:r>
         <w:rPr>
@@ -9131,8 +9305,8 @@
         </w:pict>
       </w:r>
     </w:p>
-    <w:bookmarkEnd w:id="29"/>
-    <w:bookmarkStart w:id="30" w:name="习题c.18"/>
+    <w:bookmarkEnd w:id="33"/>
+    <w:bookmarkStart w:id="34" w:name="习题c.18"/>
     <w:p>
       <w:pPr>
         <w:pStyle w:val="Heading2"/>
@@ -9143,7 +9317,7 @@
         <w:rPr>
           <w:rFonts w:ascii="Times New Roman" w:hAnsi="Times New Roman" w:eastAsia="Times New Roman" w:cs="Times New Roman"/>
         </w:rPr>
-        <w:t xml:space="preserve">7.19 </w:t>
+        <w:t xml:space="preserve">7.21 </w:t>
       </w:r>
       <w:r>
         <w:rPr>
@@ -9655,8 +9829,8 @@
         </w:pict>
       </w:r>
     </w:p>
-    <w:bookmarkEnd w:id="30"/>
-    <w:bookmarkStart w:id="31" w:name="习题c.19"/>
+    <w:bookmarkEnd w:id="34"/>
+    <w:bookmarkStart w:id="35" w:name="习题c.19"/>
     <w:p>
       <w:pPr>
         <w:pStyle w:val="Heading2"/>
@@ -9667,7 +9841,7 @@
         <w:rPr>
           <w:rFonts w:ascii="Times New Roman" w:hAnsi="Times New Roman" w:eastAsia="Times New Roman" w:cs="Times New Roman"/>
         </w:rPr>
-        <w:t xml:space="preserve">7.20 </w:t>
+        <w:t xml:space="preserve">7.22 </w:t>
       </w:r>
       <w:r>
         <w:rPr>
@@ -10844,8 +11018,8 @@
         </w:pict>
       </w:r>
     </w:p>
-    <w:bookmarkEnd w:id="31"/>
-    <w:bookmarkStart w:id="32" w:name="习题c.20"/>
+    <w:bookmarkEnd w:id="35"/>
+    <w:bookmarkStart w:id="36" w:name="习题c.20"/>
     <w:p>
       <w:pPr>
         <w:pStyle w:val="Heading2"/>
@@ -10856,7 +11030,7 @@
         <w:rPr>
           <w:rFonts w:ascii="Times New Roman" w:hAnsi="Times New Roman" w:eastAsia="Times New Roman" w:cs="Times New Roman"/>
         </w:rPr>
-        <w:t xml:space="preserve">7.21 </w:t>
+        <w:t xml:space="preserve">7.23 </w:t>
       </w:r>
       <w:r>
         <w:rPr>
@@ -11710,8 +11884,8 @@
         </w:pict>
       </w:r>
     </w:p>
-    <w:bookmarkEnd w:id="32"/>
-    <w:bookmarkStart w:id="33" w:name="习题c.21"/>
+    <w:bookmarkEnd w:id="36"/>
+    <w:bookmarkStart w:id="37" w:name="习题c.21"/>
     <w:p>
       <w:pPr>
         <w:pStyle w:val="Heading2"/>
@@ -11722,7 +11896,7 @@
         <w:rPr>
           <w:rFonts w:ascii="Times New Roman" w:hAnsi="Times New Roman" w:eastAsia="Times New Roman" w:cs="Times New Roman"/>
         </w:rPr>
-        <w:t xml:space="preserve">7.22 </w:t>
+        <w:t xml:space="preserve">7.24 </w:t>
       </w:r>
       <w:r>
         <w:rPr>
@@ -13517,8 +13691,8 @@
         </w:pict>
       </w:r>
     </w:p>
-    <w:bookmarkEnd w:id="33"/>
-    <w:bookmarkStart w:id="34" w:name="习题c.22"/>
+    <w:bookmarkEnd w:id="37"/>
+    <w:bookmarkStart w:id="38" w:name="习题c.22"/>
     <w:p>
       <w:pPr>
         <w:pStyle w:val="Heading2"/>
@@ -13529,7 +13703,7 @@
         <w:rPr>
           <w:rFonts w:ascii="Times New Roman" w:hAnsi="Times New Roman" w:eastAsia="Times New Roman" w:cs="Times New Roman"/>
         </w:rPr>
-        <w:t xml:space="preserve">7.23 </w:t>
+        <w:t xml:space="preserve">7.25 </w:t>
       </w:r>
       <w:r>
         <w:rPr>
@@ -14500,8 +14674,8 @@
         </w:pict>
       </w:r>
     </w:p>
-    <w:bookmarkEnd w:id="34"/>
-    <w:bookmarkStart w:id="35" w:name="习题c.23"/>
+    <w:bookmarkEnd w:id="38"/>
+    <w:bookmarkStart w:id="39" w:name="习题c.23"/>
     <w:p>
       <w:pPr>
         <w:pStyle w:val="Heading2"/>
@@ -14512,7 +14686,7 @@
         <w:rPr>
           <w:rFonts w:ascii="Times New Roman" w:hAnsi="Times New Roman" w:eastAsia="Times New Roman" w:cs="Times New Roman"/>
         </w:rPr>
-        <w:t xml:space="preserve">7.24 </w:t>
+        <w:t xml:space="preserve">7.26 </w:t>
       </w:r>
       <w:r>
         <w:rPr>
@@ -14614,8 +14788,8 @@
         </w:pict>
       </w:r>
     </w:p>
-    <w:bookmarkEnd w:id="35"/>
-    <w:bookmarkEnd w:id="36"/>
+    <w:bookmarkEnd w:id="39"/>
+    <w:bookmarkEnd w:id="40"/>
     <w:sectPr>
       <w:footerReference w:type="default" r:id="rId9"/>
       <w:headerReference w:type="default" r:id="rId10"/>
